--- a/portal/files/KORbuild Crew - User manual.docx
+++ b/portal/files/KORbuild Crew - User manual.docx
@@ -705,6 +705,46 @@
     </w:p>
     <w:p>
       <w:pPr>
+        <w:shd w:val="clear" w:color="auto" w:fill="EEF4FF"/>
+      </w:pPr>
+      <w:r>
+        <w:rPr>
+          <w:b w:val="0"/>
+          <w:i w:val="0"/>
+        </w:rPr>
+        <w:t xml:space="preserve">In the real account, the first time you open the time clock a card titled </w:t>
+      </w:r>
+      <w:r>
+        <w:rPr>
+          <w:b/>
+          <w:i w:val="0"/>
+        </w:rPr>
+        <w:t>About your location</w:t>
+      </w:r>
+      <w:r>
+        <w:rPr>
+          <w:b w:val="0"/>
+          <w:i w:val="0"/>
+        </w:rPr>
+        <w:t xml:space="preserve"> explains this; location recording only starts after you tap </w:t>
+      </w:r>
+      <w:r>
+        <w:rPr>
+          <w:b/>
+          <w:i w:val="0"/>
+        </w:rPr>
+        <w:t>I have read and accept</w:t>
+      </w:r>
+      <w:r>
+        <w:rPr>
+          <w:b w:val="0"/>
+          <w:i w:val="0"/>
+        </w:rPr>
+        <w:t>. It records while the app is open; with the app closed or the screen locked, nothing is recorded.</w:t>
+      </w:r>
+    </w:p>
+    <w:p>
+      <w:pPr>
         <w:pStyle w:val="Heading1"/>
       </w:pPr>
       <w:r>
@@ -3115,7 +3155,7 @@
           <w:b w:val="0"/>
           <w:i w:val="0"/>
         </w:rPr>
-        <w:t>). In the product, it comes from the phone's GPS during the workday, which requires the store app. Street maps, routes and addresses use free public services in the prototype; without internet, the map becomes a simple drawing.</w:t>
+        <w:t>). In the real account, the points come from the phone's GPS while the app is open and the person is clocked in; stretches with no record (app closed or no signal) are flagged under the map. Recording with the app closed needs the store app. Street maps, routes and addresses use free public services; without internet, the map becomes a simple drawing.</w:t>
       </w:r>
     </w:p>
     <w:p>
